--- a/10-应急管理/运行记录类文件/100203-天津港引航中心引航信息系统及设备维护项目-应急实施方案.docx
+++ b/10-应急管理/运行记录类文件/100203-天津港引航中心引航信息系统及设备维护项目-应急实施方案.docx
@@ -126,8 +126,8 @@
           <w:lang w:eastAsia="zh-CN"/>
         </w:rPr>
       </w:pPr>
-      <w:bookmarkStart w:id="0" w:name="_Toc20834"/>
-      <w:bookmarkStart w:id="1" w:name="_Toc21152"/>
+      <w:bookmarkStart w:id="0" w:name="_Toc21152"/>
+      <w:bookmarkStart w:id="1" w:name="_Toc20834"/>
       <w:r>
         <w:rPr>
           <w:lang w:eastAsia="zh-CN"/>
@@ -401,9 +401,18 @@
             <w:r>
               <w:rPr>
                 <w:rFonts w:hint="eastAsia"/>
+                <w:lang w:val="en-US" w:eastAsia="zh-CN"/>
+              </w:rPr>
+              <w:t>审核</w:t>
+            </w:r>
+            <w:bookmarkStart w:id="47" w:name="_GoBack"/>
+            <w:bookmarkEnd w:id="47"/>
+            <w:r>
+              <w:rPr>
+                <w:rFonts w:hint="eastAsia"/>
                 <w:lang w:eastAsia="zh-CN"/>
               </w:rPr>
-              <w:t>编制时间</w:t>
+              <w:t>时间</w:t>
             </w:r>
             <w:r>
               <w:rPr>
@@ -1659,8 +1668,6 @@
               <w:tab w:val="right" w:leader="dot" w:pos="8306"/>
             </w:tabs>
           </w:pPr>
-          <w:bookmarkStart w:id="47" w:name="_GoBack"/>
-          <w:bookmarkEnd w:id="47"/>
           <w:r>
             <w:rPr>
               <w:rFonts w:hint="eastAsia" w:ascii="宋体" w:hAnsi="宋体" w:eastAsia="宋体" w:cs="宋体"/>
@@ -3346,8 +3353,8 @@
         <w:pStyle w:val="28"/>
         <w:bidi w:val="0"/>
       </w:pPr>
-      <w:bookmarkStart w:id="4" w:name="heading_1"/>
-      <w:bookmarkStart w:id="5" w:name="_Toc32031"/>
+      <w:bookmarkStart w:id="4" w:name="_Toc32031"/>
+      <w:bookmarkStart w:id="5" w:name="heading_1"/>
       <w:r>
         <w:t>演练目的</w:t>
       </w:r>
@@ -3415,8 +3422,8 @@
         <w:pStyle w:val="28"/>
         <w:bidi w:val="0"/>
       </w:pPr>
-      <w:bookmarkStart w:id="6" w:name="heading_2"/>
-      <w:bookmarkStart w:id="7" w:name="_Toc24642"/>
+      <w:bookmarkStart w:id="6" w:name="_Toc24642"/>
+      <w:bookmarkStart w:id="7" w:name="heading_2"/>
       <w:r>
         <w:t>编制依据</w:t>
       </w:r>
@@ -3628,8 +3635,8 @@
         <w:pStyle w:val="30"/>
         <w:bidi w:val="0"/>
       </w:pPr>
-      <w:bookmarkStart w:id="14" w:name="heading_6"/>
-      <w:bookmarkStart w:id="15" w:name="_Toc25036"/>
+      <w:bookmarkStart w:id="14" w:name="_Toc25036"/>
+      <w:bookmarkStart w:id="15" w:name="heading_6"/>
       <w:r>
         <w:t>应急领导小组</w:t>
       </w:r>
@@ -3797,8 +3804,8 @@
         <w:pStyle w:val="28"/>
         <w:bidi w:val="0"/>
       </w:pPr>
-      <w:bookmarkStart w:id="22" w:name="heading_10"/>
-      <w:bookmarkStart w:id="23" w:name="_Toc13350"/>
+      <w:bookmarkStart w:id="22" w:name="_Toc13350"/>
+      <w:bookmarkStart w:id="23" w:name="heading_10"/>
       <w:r>
         <w:t>演练场景与流程设计</w:t>
       </w:r>
@@ -3810,8 +3817,8 @@
         <w:pStyle w:val="30"/>
         <w:bidi w:val="0"/>
       </w:pPr>
-      <w:bookmarkStart w:id="24" w:name="heading_11"/>
-      <w:bookmarkStart w:id="25" w:name="_Toc31502"/>
+      <w:bookmarkStart w:id="24" w:name="_Toc31502"/>
+      <w:bookmarkStart w:id="25" w:name="heading_11"/>
       <w:r>
         <w:t>场景初始化（14:00-14:05）</w:t>
       </w:r>
@@ -3865,8 +3872,8 @@
         <w:pStyle w:val="30"/>
         <w:bidi w:val="0"/>
       </w:pPr>
-      <w:bookmarkStart w:id="26" w:name="heading_12"/>
-      <w:bookmarkStart w:id="27" w:name="_Toc32380"/>
+      <w:bookmarkStart w:id="26" w:name="_Toc32380"/>
+      <w:bookmarkStart w:id="27" w:name="heading_12"/>
       <w:r>
         <w:t>事件发生与信息报告（14:05-14:15）</w:t>
       </w:r>
@@ -4361,8 +4368,8 @@
         <w:pStyle w:val="28"/>
         <w:bidi w:val="0"/>
       </w:pPr>
-      <w:bookmarkStart w:id="43" w:name="heading_18"/>
-      <w:bookmarkStart w:id="44" w:name="_Toc17266"/>
+      <w:bookmarkStart w:id="43" w:name="_Toc17266"/>
+      <w:bookmarkStart w:id="44" w:name="heading_18"/>
       <w:r>
         <w:t>准备工作与保障措施</w:t>
       </w:r>
@@ -4472,8 +4479,8 @@
         <w:pStyle w:val="28"/>
         <w:bidi w:val="0"/>
       </w:pPr>
-      <w:bookmarkStart w:id="45" w:name="heading_19"/>
-      <w:bookmarkStart w:id="46" w:name="_Toc3634"/>
+      <w:bookmarkStart w:id="45" w:name="_Toc3634"/>
+      <w:bookmarkStart w:id="46" w:name="heading_19"/>
       <w:r>
         <w:t>后续工作</w:t>
       </w:r>
